--- a/DXV-FRE-004_Data-File-Generation-Bad-Aggregated-Detailed.docx
+++ b/DXV-FRE-004_Data-File-Generation-Bad-Aggregated-Detailed.docx
@@ -85,7 +85,6 @@
     </w:p>
     <w:tbl>
       <w:tblPr>
-        <w:tblW w:type="auto" w:w="0"/>
         <w:jc w:val="center"/>
         <w:tblLook w:firstColumn="1" w:firstRow="1" w:lastColumn="0" w:lastRow="0" w:noHBand="0" w:noVBand="1" w:val="04A0"/>
         <w:tblLayout w:type="fixed"/>
@@ -97,17 +96,18 @@
           <w:insideH w:val="single" w:sz="8" w:space="0" w:color="FFFFFF"/>
           <w:insideV w:val="single" w:sz="8" w:space="0" w:color="FFFFFF"/>
         </w:tblBorders>
+        <w:tblW w:w="10296" w:type="dxa"/>
       </w:tblPr>
       <w:tblGrid>
-        <w:gridCol w:w="2592"/>
-        <w:gridCol w:w="2592"/>
-        <w:gridCol w:w="2592"/>
-        <w:gridCol w:w="2592"/>
+        <w:gridCol w:w="1944"/>
+        <w:gridCol w:w="4320"/>
+        <w:gridCol w:w="1944"/>
+        <w:gridCol w:w="2088"/>
       </w:tblGrid>
       <w:tr>
         <w:tc>
           <w:tcPr>
-            <w:tcW w:type="dxa" w:w="1944"/>
+            <w:tcW w:w="1944" w:type="dxa"/>
             <w:tcMar>
               <w:top w:w="60" w:type="dxa"/>
               <w:bottom w:w="60" w:type="dxa"/>
@@ -135,7 +135,7 @@
         </w:tc>
         <w:tc>
           <w:tcPr>
-            <w:tcW w:type="dxa" w:w="4320"/>
+            <w:tcW w:w="4320" w:type="dxa"/>
             <w:tcMar>
               <w:top w:w="60" w:type="dxa"/>
               <w:bottom w:w="60" w:type="dxa"/>
@@ -162,7 +162,7 @@
         </w:tc>
         <w:tc>
           <w:tcPr>
-            <w:tcW w:type="dxa" w:w="1944"/>
+            <w:tcW w:w="1944" w:type="dxa"/>
             <w:tcMar>
               <w:top w:w="60" w:type="dxa"/>
               <w:bottom w:w="60" w:type="dxa"/>
@@ -190,7 +190,7 @@
         </w:tc>
         <w:tc>
           <w:tcPr>
-            <w:tcW w:type="dxa" w:w="2088"/>
+            <w:tcW w:w="2088" w:type="dxa"/>
             <w:tcMar>
               <w:top w:w="60" w:type="dxa"/>
               <w:bottom w:w="60" w:type="dxa"/>
@@ -221,7 +221,7 @@
       <w:tr>
         <w:tc>
           <w:tcPr>
-            <w:tcW w:type="dxa" w:w="1944"/>
+            <w:tcW w:w="1944" w:type="dxa"/>
             <w:tcMar>
               <w:top w:w="60" w:type="dxa"/>
               <w:bottom w:w="60" w:type="dxa"/>
@@ -249,7 +249,7 @@
         </w:tc>
         <w:tc>
           <w:tcPr>
-            <w:tcW w:type="dxa" w:w="4320"/>
+            <w:tcW w:w="4320" w:type="dxa"/>
             <w:tcMar>
               <w:top w:w="60" w:type="dxa"/>
               <w:bottom w:w="60" w:type="dxa"/>
@@ -276,7 +276,7 @@
         </w:tc>
         <w:tc>
           <w:tcPr>
-            <w:tcW w:type="dxa" w:w="1944"/>
+            <w:tcW w:w="1944" w:type="dxa"/>
             <w:tcMar>
               <w:top w:w="60" w:type="dxa"/>
               <w:bottom w:w="60" w:type="dxa"/>
@@ -304,7 +304,7 @@
         </w:tc>
         <w:tc>
           <w:tcPr>
-            <w:tcW w:type="dxa" w:w="2088"/>
+            <w:tcW w:w="2088" w:type="dxa"/>
             <w:tcMar>
               <w:top w:w="60" w:type="dxa"/>
               <w:bottom w:w="60" w:type="dxa"/>
@@ -333,7 +333,7 @@
       <w:tr>
         <w:tc>
           <w:tcPr>
-            <w:tcW w:type="dxa" w:w="1944"/>
+            <w:tcW w:w="1944" w:type="dxa"/>
             <w:tcMar>
               <w:top w:w="60" w:type="dxa"/>
               <w:bottom w:w="60" w:type="dxa"/>
@@ -361,7 +361,7 @@
         </w:tc>
         <w:tc>
           <w:tcPr>
-            <w:tcW w:type="dxa" w:w="4320"/>
+            <w:tcW w:w="4320" w:type="dxa"/>
             <w:tcMar>
               <w:top w:w="60" w:type="dxa"/>
               <w:bottom w:w="60" w:type="dxa"/>
@@ -388,7 +388,7 @@
         </w:tc>
         <w:tc>
           <w:tcPr>
-            <w:tcW w:type="dxa" w:w="1944"/>
+            <w:tcW w:w="1944" w:type="dxa"/>
             <w:tcMar>
               <w:top w:w="60" w:type="dxa"/>
               <w:bottom w:w="60" w:type="dxa"/>
@@ -416,7 +416,7 @@
         </w:tc>
         <w:tc>
           <w:tcPr>
-            <w:tcW w:type="dxa" w:w="2088"/>
+            <w:tcW w:w="2088" w:type="dxa"/>
             <w:tcMar>
               <w:top w:w="60" w:type="dxa"/>
               <w:bottom w:w="60" w:type="dxa"/>
@@ -445,7 +445,7 @@
       <w:tr>
         <w:tc>
           <w:tcPr>
-            <w:tcW w:type="dxa" w:w="1944"/>
+            <w:tcW w:w="1944" w:type="dxa"/>
             <w:tcMar>
               <w:top w:w="60" w:type="dxa"/>
               <w:bottom w:w="60" w:type="dxa"/>
@@ -473,7 +473,7 @@
         </w:tc>
         <w:tc>
           <w:tcPr>
-            <w:tcW w:type="dxa" w:w="4320"/>
+            <w:tcW w:w="4320" w:type="dxa"/>
             <w:tcMar>
               <w:top w:w="60" w:type="dxa"/>
               <w:bottom w:w="60" w:type="dxa"/>
@@ -500,7 +500,7 @@
         </w:tc>
         <w:tc>
           <w:tcPr>
-            <w:tcW w:type="dxa" w:w="1944"/>
+            <w:tcW w:w="1944" w:type="dxa"/>
             <w:tcMar>
               <w:top w:w="60" w:type="dxa"/>
               <w:bottom w:w="60" w:type="dxa"/>
@@ -528,7 +528,7 @@
         </w:tc>
         <w:tc>
           <w:tcPr>
-            <w:tcW w:type="dxa" w:w="2088"/>
+            <w:tcW w:w="2088" w:type="dxa"/>
             <w:tcMar>
               <w:top w:w="60" w:type="dxa"/>
               <w:bottom w:w="60" w:type="dxa"/>
@@ -579,7 +579,6 @@
     </w:p>
     <w:tbl>
       <w:tblPr>
-        <w:tblW w:type="auto" w:w="0"/>
         <w:jc w:val="center"/>
         <w:tblLook w:firstColumn="1" w:firstRow="1" w:lastColumn="0" w:lastRow="0" w:noHBand="0" w:noVBand="1" w:val="04A0"/>
         <w:tblBorders>
@@ -591,14 +590,15 @@
           <w:insideV w:val="none" w:sz="0" w:space="0" w:color="auto"/>
         </w:tblBorders>
         <w:tblLayout w:type="fixed"/>
+        <w:tblW w:w="10296" w:type="dxa"/>
       </w:tblPr>
       <w:tblGrid>
-        <w:gridCol w:w="10368"/>
+        <w:gridCol w:w="10296"/>
       </w:tblGrid>
       <w:tr>
         <w:tc>
           <w:tcPr>
-            <w:tcW w:type="dxa" w:w="10296"/>
+            <w:tcW w:w="10296" w:type="dxa"/>
             <w:shd w:val="clear" w:color="auto" w:fill="EAF1FB"/>
             <w:tcBorders>
               <w:left w:val="single" w:sz="24" w:space="0" w:color="2E6FD6"/>
@@ -728,7 +728,6 @@
     </w:p>
     <w:tbl>
       <w:tblPr>
-        <w:tblW w:type="auto" w:w="0"/>
         <w:jc w:val="center"/>
         <w:tblLook w:firstColumn="1" w:firstRow="1" w:lastColumn="0" w:lastRow="0" w:noHBand="0" w:noVBand="1" w:val="04A0"/>
         <w:tblLayout w:type="fixed"/>
@@ -740,15 +739,16 @@
           <w:insideH w:val="single" w:sz="4" w:space="0" w:color="C9D0E0"/>
           <w:insideV w:val="single" w:sz="4" w:space="0" w:color="C9D0E0"/>
         </w:tblBorders>
+        <w:tblW w:w="10296" w:type="dxa"/>
       </w:tblPr>
       <w:tblGrid>
-        <w:gridCol w:w="5184"/>
-        <w:gridCol w:w="5184"/>
+        <w:gridCol w:w="3312"/>
+        <w:gridCol w:w="6984"/>
       </w:tblGrid>
       <w:tr>
         <w:tc>
           <w:tcPr>
-            <w:tcW w:type="dxa" w:w="3312"/>
+            <w:tcW w:w="3312" w:type="dxa"/>
             <w:shd w:val="clear" w:color="auto" w:fill="E8ECF6"/>
             <w:tcMar>
               <w:top w:w="50" w:type="dxa"/>
@@ -776,7 +776,7 @@
         </w:tc>
         <w:tc>
           <w:tcPr>
-            <w:tcW w:type="dxa" w:w="6984"/>
+            <w:tcW w:w="6984" w:type="dxa"/>
             <w:shd w:val="clear" w:color="auto" w:fill="FFFFFF"/>
             <w:tcMar>
               <w:top w:w="50" w:type="dxa"/>
@@ -805,7 +805,7 @@
       <w:tr>
         <w:tc>
           <w:tcPr>
-            <w:tcW w:type="dxa" w:w="3312"/>
+            <w:tcW w:w="3312" w:type="dxa"/>
             <w:shd w:val="clear" w:color="auto" w:fill="F2F5FB"/>
             <w:tcMar>
               <w:top w:w="50" w:type="dxa"/>
@@ -833,7 +833,7 @@
         </w:tc>
         <w:tc>
           <w:tcPr>
-            <w:tcW w:type="dxa" w:w="6984"/>
+            <w:tcW w:w="6984" w:type="dxa"/>
             <w:shd w:val="clear" w:color="auto" w:fill="FAFBFE"/>
             <w:tcMar>
               <w:top w:w="50" w:type="dxa"/>
@@ -862,7 +862,7 @@
       <w:tr>
         <w:tc>
           <w:tcPr>
-            <w:tcW w:type="dxa" w:w="3312"/>
+            <w:tcW w:w="3312" w:type="dxa"/>
             <w:shd w:val="clear" w:color="auto" w:fill="E8ECF6"/>
             <w:tcMar>
               <w:top w:w="50" w:type="dxa"/>
@@ -890,7 +890,7 @@
         </w:tc>
         <w:tc>
           <w:tcPr>
-            <w:tcW w:type="dxa" w:w="6984"/>
+            <w:tcW w:w="6984" w:type="dxa"/>
             <w:shd w:val="clear" w:color="auto" w:fill="FFFFFF"/>
             <w:tcMar>
               <w:top w:w="50" w:type="dxa"/>
@@ -918,7 +918,7 @@
       <w:tr>
         <w:tc>
           <w:tcPr>
-            <w:tcW w:type="dxa" w:w="3312"/>
+            <w:tcW w:w="3312" w:type="dxa"/>
             <w:shd w:val="clear" w:color="auto" w:fill="F2F5FB"/>
             <w:tcMar>
               <w:top w:w="50" w:type="dxa"/>
@@ -946,7 +946,7 @@
         </w:tc>
         <w:tc>
           <w:tcPr>
-            <w:tcW w:type="dxa" w:w="6984"/>
+            <w:tcW w:w="6984" w:type="dxa"/>
             <w:shd w:val="clear" w:color="auto" w:fill="FAFBFE"/>
             <w:tcMar>
               <w:top w:w="50" w:type="dxa"/>
@@ -975,7 +975,7 @@
       <w:tr>
         <w:tc>
           <w:tcPr>
-            <w:tcW w:type="dxa" w:w="3312"/>
+            <w:tcW w:w="3312" w:type="dxa"/>
             <w:shd w:val="clear" w:color="auto" w:fill="E8ECF6"/>
             <w:tcMar>
               <w:top w:w="50" w:type="dxa"/>
@@ -1003,7 +1003,7 @@
         </w:tc>
         <w:tc>
           <w:tcPr>
-            <w:tcW w:type="dxa" w:w="6984"/>
+            <w:tcW w:w="6984" w:type="dxa"/>
             <w:shd w:val="clear" w:color="auto" w:fill="FFFFFF"/>
             <w:tcMar>
               <w:top w:w="50" w:type="dxa"/>
@@ -1054,7 +1054,6 @@
     </w:p>
     <w:tbl>
       <w:tblPr>
-        <w:tblW w:type="auto" w:w="0"/>
         <w:jc w:val="center"/>
         <w:tblLook w:firstColumn="1" w:firstRow="1" w:lastColumn="0" w:lastRow="0" w:noHBand="0" w:noVBand="1" w:val="04A0"/>
         <w:tblBorders>
@@ -1066,14 +1065,15 @@
           <w:insideV w:val="none" w:sz="0" w:space="0" w:color="auto"/>
         </w:tblBorders>
         <w:tblLayout w:type="fixed"/>
+        <w:tblW w:w="10296" w:type="dxa"/>
       </w:tblPr>
       <w:tblGrid>
-        <w:gridCol w:w="10368"/>
+        <w:gridCol w:w="10296"/>
       </w:tblGrid>
       <w:tr>
         <w:tc>
           <w:tcPr>
-            <w:tcW w:type="dxa" w:w="10296"/>
+            <w:tcW w:w="10296" w:type="dxa"/>
             <w:shd w:val="clear" w:color="auto" w:fill="ECF7EE"/>
             <w:tcBorders>
               <w:left w:val="single" w:sz="24" w:space="0" w:color="2E9E4F"/>
@@ -1232,7 +1232,6 @@
     </w:p>
     <w:tbl>
       <w:tblPr>
-        <w:tblW w:type="auto" w:w="0"/>
         <w:jc w:val="center"/>
         <w:tblLook w:firstColumn="1" w:firstRow="1" w:lastColumn="0" w:lastRow="0" w:noHBand="0" w:noVBand="1" w:val="04A0"/>
         <w:tblLayout w:type="fixed"/>
@@ -1244,15 +1243,16 @@
           <w:insideH w:val="single" w:sz="4" w:space="0" w:color="C9D0E0"/>
           <w:insideV w:val="single" w:sz="4" w:space="0" w:color="C9D0E0"/>
         </w:tblBorders>
+        <w:tblW w:w="10296" w:type="dxa"/>
       </w:tblPr>
       <w:tblGrid>
-        <w:gridCol w:w="5184"/>
-        <w:gridCol w:w="5184"/>
+        <w:gridCol w:w="3312"/>
+        <w:gridCol w:w="6984"/>
       </w:tblGrid>
       <w:tr>
         <w:tc>
           <w:tcPr>
-            <w:tcW w:type="dxa" w:w="3312"/>
+            <w:tcW w:w="3312" w:type="dxa"/>
             <w:shd w:val="clear" w:color="auto" w:fill="E8ECF6"/>
             <w:tcMar>
               <w:top w:w="50" w:type="dxa"/>
@@ -1280,7 +1280,7 @@
         </w:tc>
         <w:tc>
           <w:tcPr>
-            <w:tcW w:type="dxa" w:w="6984"/>
+            <w:tcW w:w="6984" w:type="dxa"/>
             <w:shd w:val="clear" w:color="auto" w:fill="FFFFFF"/>
             <w:tcMar>
               <w:top w:w="50" w:type="dxa"/>
@@ -1309,7 +1309,7 @@
       <w:tr>
         <w:tc>
           <w:tcPr>
-            <w:tcW w:type="dxa" w:w="3312"/>
+            <w:tcW w:w="3312" w:type="dxa"/>
             <w:shd w:val="clear" w:color="auto" w:fill="F2F5FB"/>
             <w:tcMar>
               <w:top w:w="50" w:type="dxa"/>
@@ -1337,7 +1337,7 @@
         </w:tc>
         <w:tc>
           <w:tcPr>
-            <w:tcW w:type="dxa" w:w="6984"/>
+            <w:tcW w:w="6984" w:type="dxa"/>
             <w:shd w:val="clear" w:color="auto" w:fill="FAFBFE"/>
             <w:tcMar>
               <w:top w:w="50" w:type="dxa"/>
@@ -1366,7 +1366,7 @@
       <w:tr>
         <w:tc>
           <w:tcPr>
-            <w:tcW w:type="dxa" w:w="3312"/>
+            <w:tcW w:w="3312" w:type="dxa"/>
             <w:shd w:val="clear" w:color="auto" w:fill="E8ECF6"/>
             <w:tcMar>
               <w:top w:w="50" w:type="dxa"/>
@@ -1394,7 +1394,7 @@
         </w:tc>
         <w:tc>
           <w:tcPr>
-            <w:tcW w:type="dxa" w:w="6984"/>
+            <w:tcW w:w="6984" w:type="dxa"/>
             <w:shd w:val="clear" w:color="auto" w:fill="FFFFFF"/>
             <w:tcMar>
               <w:top w:w="50" w:type="dxa"/>
@@ -1423,7 +1423,7 @@
       <w:tr>
         <w:tc>
           <w:tcPr>
-            <w:tcW w:type="dxa" w:w="3312"/>
+            <w:tcW w:w="3312" w:type="dxa"/>
             <w:shd w:val="clear" w:color="auto" w:fill="F2F5FB"/>
             <w:tcMar>
               <w:top w:w="50" w:type="dxa"/>
@@ -1451,7 +1451,7 @@
         </w:tc>
         <w:tc>
           <w:tcPr>
-            <w:tcW w:type="dxa" w:w="6984"/>
+            <w:tcW w:w="6984" w:type="dxa"/>
             <w:shd w:val="clear" w:color="auto" w:fill="FAFBFE"/>
             <w:tcMar>
               <w:top w:w="50" w:type="dxa"/>
@@ -1480,7 +1480,7 @@
       <w:tr>
         <w:tc>
           <w:tcPr>
-            <w:tcW w:type="dxa" w:w="3312"/>
+            <w:tcW w:w="3312" w:type="dxa"/>
             <w:shd w:val="clear" w:color="auto" w:fill="E8ECF6"/>
             <w:tcMar>
               <w:top w:w="50" w:type="dxa"/>
@@ -1508,7 +1508,7 @@
         </w:tc>
         <w:tc>
           <w:tcPr>
-            <w:tcW w:type="dxa" w:w="6984"/>
+            <w:tcW w:w="6984" w:type="dxa"/>
             <w:shd w:val="clear" w:color="auto" w:fill="FFFFFF"/>
             <w:tcMar>
               <w:top w:w="50" w:type="dxa"/>
@@ -1537,7 +1537,7 @@
       <w:tr>
         <w:tc>
           <w:tcPr>
-            <w:tcW w:type="dxa" w:w="3312"/>
+            <w:tcW w:w="3312" w:type="dxa"/>
             <w:shd w:val="clear" w:color="auto" w:fill="F2F5FB"/>
             <w:tcMar>
               <w:top w:w="50" w:type="dxa"/>
@@ -1565,7 +1565,7 @@
         </w:tc>
         <w:tc>
           <w:tcPr>
-            <w:tcW w:type="dxa" w:w="6984"/>
+            <w:tcW w:w="6984" w:type="dxa"/>
             <w:shd w:val="clear" w:color="auto" w:fill="FAFBFE"/>
             <w:tcMar>
               <w:top w:w="50" w:type="dxa"/>
@@ -1616,7 +1616,6 @@
     </w:p>
     <w:tbl>
       <w:tblPr>
-        <w:tblW w:type="auto" w:w="0"/>
         <w:jc w:val="center"/>
         <w:tblLook w:firstColumn="1" w:firstRow="1" w:lastColumn="0" w:lastRow="0" w:noHBand="0" w:noVBand="1" w:val="04A0"/>
         <w:tblBorders>
@@ -1628,14 +1627,15 @@
           <w:insideV w:val="none" w:sz="0" w:space="0" w:color="auto"/>
         </w:tblBorders>
         <w:tblLayout w:type="fixed"/>
+        <w:tblW w:w="10296" w:type="dxa"/>
       </w:tblPr>
       <w:tblGrid>
-        <w:gridCol w:w="10368"/>
+        <w:gridCol w:w="10296"/>
       </w:tblGrid>
       <w:tr>
         <w:tc>
           <w:tcPr>
-            <w:tcW w:type="dxa" w:w="10296"/>
+            <w:tcW w:w="10296" w:type="dxa"/>
             <w:shd w:val="clear" w:color="auto" w:fill="FDF3E7"/>
             <w:tcBorders>
               <w:left w:val="single" w:sz="24" w:space="0" w:color="D9822B"/>
@@ -1796,7 +1796,6 @@
     </w:p>
     <w:tbl>
       <w:tblPr>
-        <w:tblW w:type="auto" w:w="0"/>
         <w:jc w:val="center"/>
         <w:tblLook w:firstColumn="1" w:firstRow="1" w:lastColumn="0" w:lastRow="0" w:noHBand="0" w:noVBand="1" w:val="04A0"/>
         <w:tblBorders>
@@ -1808,14 +1807,15 @@
           <w:insideV w:val="none" w:sz="0" w:space="0" w:color="auto"/>
         </w:tblBorders>
         <w:tblLayout w:type="fixed"/>
+        <w:tblW w:w="10296" w:type="dxa"/>
       </w:tblPr>
       <w:tblGrid>
-        <w:gridCol w:w="10368"/>
+        <w:gridCol w:w="10296"/>
       </w:tblGrid>
       <w:tr>
         <w:tc>
           <w:tcPr>
-            <w:tcW w:type="dxa" w:w="10296"/>
+            <w:tcW w:w="10296" w:type="dxa"/>
             <w:shd w:val="clear" w:color="auto" w:fill="EDF0F7"/>
             <w:tcBorders>
               <w:left w:val="single" w:sz="30" w:space="0" w:color="1F2A56"/>
@@ -1905,7 +1905,6 @@
     </w:tbl>
     <w:tbl>
       <w:tblPr>
-        <w:tblW w:type="auto" w:w="0"/>
         <w:jc w:val="center"/>
         <w:tblLook w:firstColumn="1" w:firstRow="1" w:lastColumn="0" w:lastRow="0" w:noHBand="0" w:noVBand="1" w:val="04A0"/>
         <w:tblLayout w:type="fixed"/>
@@ -1917,12 +1916,13 @@
           <w:insideH w:val="single" w:sz="4" w:space="0" w:color="C9D0E0"/>
           <w:insideV w:val="single" w:sz="4" w:space="0" w:color="C9D0E0"/>
         </w:tblBorders>
+        <w:tblW w:w="10296" w:type="dxa"/>
       </w:tblPr>
       <w:tblGrid>
-        <w:gridCol w:w="2592"/>
-        <w:gridCol w:w="2592"/>
-        <w:gridCol w:w="2592"/>
-        <w:gridCol w:w="2592"/>
+        <w:gridCol w:w="605"/>
+        <w:gridCol w:w="3384"/>
+        <w:gridCol w:w="3096"/>
+        <w:gridCol w:w="3211"/>
       </w:tblGrid>
       <w:tr>
         <w:trPr>
@@ -1930,7 +1930,7 @@
         </w:trPr>
         <w:tc>
           <w:tcPr>
-            <w:tcW w:type="dxa" w:w="605"/>
+            <w:tcW w:w="605" w:type="dxa"/>
             <w:shd w:val="clear" w:color="auto" w:fill="1F2A56"/>
             <w:tcMar>
               <w:top w:w="60" w:type="dxa"/>
@@ -1959,7 +1959,7 @@
         </w:tc>
         <w:tc>
           <w:tcPr>
-            <w:tcW w:type="dxa" w:w="3384"/>
+            <w:tcW w:w="3384" w:type="dxa"/>
             <w:shd w:val="clear" w:color="auto" w:fill="1F2A56"/>
             <w:tcMar>
               <w:top w:w="60" w:type="dxa"/>
@@ -1988,7 +1988,7 @@
         </w:tc>
         <w:tc>
           <w:tcPr>
-            <w:tcW w:type="dxa" w:w="3096"/>
+            <w:tcW w:w="3096" w:type="dxa"/>
             <w:shd w:val="clear" w:color="auto" w:fill="1F2A56"/>
             <w:tcMar>
               <w:top w:w="60" w:type="dxa"/>
@@ -2017,7 +2017,7 @@
         </w:tc>
         <w:tc>
           <w:tcPr>
-            <w:tcW w:type="dxa" w:w="3211"/>
+            <w:tcW w:w="3211" w:type="dxa"/>
             <w:shd w:val="clear" w:color="auto" w:fill="1F2A56"/>
             <w:tcMar>
               <w:top w:w="60" w:type="dxa"/>
@@ -2048,7 +2048,7 @@
       <w:tr>
         <w:tc>
           <w:tcPr>
-            <w:tcW w:type="dxa" w:w="2592"/>
+            <w:tcW w:type="dxa" w:w="605"/>
             <w:shd w:val="clear" w:color="auto" w:fill="EEF1F8"/>
             <w:tcMar>
               <w:top w:w="55" w:type="dxa"/>
@@ -2077,7 +2077,7 @@
         </w:tc>
         <w:tc>
           <w:tcPr>
-            <w:tcW w:type="dxa" w:w="2592"/>
+            <w:tcW w:type="dxa" w:w="3384"/>
             <w:shd w:val="clear" w:color="auto" w:fill="EEF1F8"/>
             <w:tcMar>
               <w:top w:w="55" w:type="dxa"/>
@@ -2103,7 +2103,7 @@
         </w:tc>
         <w:tc>
           <w:tcPr>
-            <w:tcW w:type="dxa" w:w="2592"/>
+            <w:tcW w:type="dxa" w:w="3096"/>
             <w:shd w:val="clear" w:color="auto" w:fill="EEF1F8"/>
             <w:tcMar>
               <w:top w:w="55" w:type="dxa"/>
@@ -2131,7 +2131,7 @@
         </w:tc>
         <w:tc>
           <w:tcPr>
-            <w:tcW w:type="dxa" w:w="2592"/>
+            <w:tcW w:type="dxa" w:w="3211"/>
             <w:shd w:val="clear" w:color="auto" w:fill="EEF1F8"/>
             <w:tcMar>
               <w:top w:w="55" w:type="dxa"/>
@@ -2160,7 +2160,7 @@
       <w:tr>
         <w:tc>
           <w:tcPr>
-            <w:tcW w:type="dxa" w:w="2592"/>
+            <w:tcW w:type="dxa" w:w="605"/>
             <w:shd w:val="clear" w:color="auto" w:fill="FFFFFF"/>
             <w:tcMar>
               <w:top w:w="55" w:type="dxa"/>
@@ -2189,7 +2189,7 @@
         </w:tc>
         <w:tc>
           <w:tcPr>
-            <w:tcW w:type="dxa" w:w="2592"/>
+            <w:tcW w:type="dxa" w:w="3384"/>
             <w:shd w:val="clear" w:color="auto" w:fill="FFFFFF"/>
             <w:tcMar>
               <w:top w:w="55" w:type="dxa"/>
@@ -2215,7 +2215,7 @@
         </w:tc>
         <w:tc>
           <w:tcPr>
-            <w:tcW w:type="dxa" w:w="2592"/>
+            <w:tcW w:type="dxa" w:w="3096"/>
             <w:shd w:val="clear" w:color="auto" w:fill="FFFFFF"/>
             <w:tcMar>
               <w:top w:w="55" w:type="dxa"/>
@@ -2243,7 +2243,7 @@
         </w:tc>
         <w:tc>
           <w:tcPr>
-            <w:tcW w:type="dxa" w:w="2592"/>
+            <w:tcW w:type="dxa" w:w="3211"/>
             <w:shd w:val="clear" w:color="auto" w:fill="FFFFFF"/>
             <w:tcMar>
               <w:top w:w="55" w:type="dxa"/>
@@ -2272,7 +2272,7 @@
       <w:tr>
         <w:tc>
           <w:tcPr>
-            <w:tcW w:type="dxa" w:w="2592"/>
+            <w:tcW w:type="dxa" w:w="605"/>
             <w:shd w:val="clear" w:color="auto" w:fill="EEF1F8"/>
             <w:tcMar>
               <w:top w:w="55" w:type="dxa"/>
@@ -2301,7 +2301,7 @@
         </w:tc>
         <w:tc>
           <w:tcPr>
-            <w:tcW w:type="dxa" w:w="2592"/>
+            <w:tcW w:type="dxa" w:w="3384"/>
             <w:shd w:val="clear" w:color="auto" w:fill="EEF1F8"/>
             <w:tcMar>
               <w:top w:w="55" w:type="dxa"/>
@@ -2327,7 +2327,7 @@
         </w:tc>
         <w:tc>
           <w:tcPr>
-            <w:tcW w:type="dxa" w:w="2592"/>
+            <w:tcW w:type="dxa" w:w="3096"/>
             <w:shd w:val="clear" w:color="auto" w:fill="EEF1F8"/>
             <w:tcMar>
               <w:top w:w="55" w:type="dxa"/>
@@ -2355,7 +2355,7 @@
         </w:tc>
         <w:tc>
           <w:tcPr>
-            <w:tcW w:type="dxa" w:w="2592"/>
+            <w:tcW w:type="dxa" w:w="3211"/>
             <w:shd w:val="clear" w:color="auto" w:fill="EEF1F8"/>
             <w:tcMar>
               <w:top w:w="55" w:type="dxa"/>
@@ -2384,7 +2384,7 @@
       <w:tr>
         <w:tc>
           <w:tcPr>
-            <w:tcW w:type="dxa" w:w="2592"/>
+            <w:tcW w:type="dxa" w:w="605"/>
             <w:shd w:val="clear" w:color="auto" w:fill="FFFFFF"/>
             <w:tcMar>
               <w:top w:w="55" w:type="dxa"/>
@@ -2413,7 +2413,7 @@
         </w:tc>
         <w:tc>
           <w:tcPr>
-            <w:tcW w:type="dxa" w:w="2592"/>
+            <w:tcW w:type="dxa" w:w="3384"/>
             <w:shd w:val="clear" w:color="auto" w:fill="FFFFFF"/>
             <w:tcMar>
               <w:top w:w="55" w:type="dxa"/>
@@ -2439,7 +2439,7 @@
         </w:tc>
         <w:tc>
           <w:tcPr>
-            <w:tcW w:type="dxa" w:w="2592"/>
+            <w:tcW w:type="dxa" w:w="3096"/>
             <w:shd w:val="clear" w:color="auto" w:fill="FFFFFF"/>
             <w:tcMar>
               <w:top w:w="55" w:type="dxa"/>
@@ -2467,7 +2467,7 @@
         </w:tc>
         <w:tc>
           <w:tcPr>
-            <w:tcW w:type="dxa" w:w="2592"/>
+            <w:tcW w:type="dxa" w:w="3211"/>
             <w:shd w:val="clear" w:color="auto" w:fill="FFFFFF"/>
             <w:tcMar>
               <w:top w:w="55" w:type="dxa"/>
@@ -2501,7 +2501,6 @@
     </w:p>
     <w:tbl>
       <w:tblPr>
-        <w:tblW w:type="auto" w:w="0"/>
         <w:jc w:val="center"/>
         <w:tblLook w:firstColumn="1" w:firstRow="1" w:lastColumn="0" w:lastRow="0" w:noHBand="0" w:noVBand="1" w:val="04A0"/>
         <w:tblBorders>
@@ -2513,14 +2512,15 @@
           <w:insideV w:val="none" w:sz="0" w:space="0" w:color="auto"/>
         </w:tblBorders>
         <w:tblLayout w:type="fixed"/>
+        <w:tblW w:w="10296" w:type="dxa"/>
       </w:tblPr>
       <w:tblGrid>
-        <w:gridCol w:w="10368"/>
+        <w:gridCol w:w="10296"/>
       </w:tblGrid>
       <w:tr>
         <w:tc>
           <w:tcPr>
-            <w:tcW w:type="dxa" w:w="10296"/>
+            <w:tcW w:w="10296" w:type="dxa"/>
             <w:shd w:val="clear" w:color="auto" w:fill="EDF0F7"/>
             <w:tcBorders>
               <w:left w:val="single" w:sz="30" w:space="0" w:color="1F2A56"/>
@@ -2610,7 +2610,6 @@
     </w:tbl>
     <w:tbl>
       <w:tblPr>
-        <w:tblW w:type="auto" w:w="0"/>
         <w:jc w:val="center"/>
         <w:tblLook w:firstColumn="1" w:firstRow="1" w:lastColumn="0" w:lastRow="0" w:noHBand="0" w:noVBand="1" w:val="04A0"/>
         <w:tblLayout w:type="fixed"/>
@@ -2622,12 +2621,13 @@
           <w:insideH w:val="single" w:sz="4" w:space="0" w:color="C9D0E0"/>
           <w:insideV w:val="single" w:sz="4" w:space="0" w:color="C9D0E0"/>
         </w:tblBorders>
+        <w:tblW w:w="10296" w:type="dxa"/>
       </w:tblPr>
       <w:tblGrid>
-        <w:gridCol w:w="2592"/>
-        <w:gridCol w:w="2592"/>
-        <w:gridCol w:w="2592"/>
-        <w:gridCol w:w="2592"/>
+        <w:gridCol w:w="605"/>
+        <w:gridCol w:w="3384"/>
+        <w:gridCol w:w="3096"/>
+        <w:gridCol w:w="3211"/>
       </w:tblGrid>
       <w:tr>
         <w:trPr>
@@ -2635,7 +2635,7 @@
         </w:trPr>
         <w:tc>
           <w:tcPr>
-            <w:tcW w:type="dxa" w:w="605"/>
+            <w:tcW w:w="605" w:type="dxa"/>
             <w:shd w:val="clear" w:color="auto" w:fill="1F2A56"/>
             <w:tcMar>
               <w:top w:w="60" w:type="dxa"/>
@@ -2664,7 +2664,7 @@
         </w:tc>
         <w:tc>
           <w:tcPr>
-            <w:tcW w:type="dxa" w:w="3384"/>
+            <w:tcW w:w="3384" w:type="dxa"/>
             <w:shd w:val="clear" w:color="auto" w:fill="1F2A56"/>
             <w:tcMar>
               <w:top w:w="60" w:type="dxa"/>
@@ -2693,7 +2693,7 @@
         </w:tc>
         <w:tc>
           <w:tcPr>
-            <w:tcW w:type="dxa" w:w="3096"/>
+            <w:tcW w:w="3096" w:type="dxa"/>
             <w:shd w:val="clear" w:color="auto" w:fill="1F2A56"/>
             <w:tcMar>
               <w:top w:w="60" w:type="dxa"/>
@@ -2722,7 +2722,7 @@
         </w:tc>
         <w:tc>
           <w:tcPr>
-            <w:tcW w:type="dxa" w:w="3211"/>
+            <w:tcW w:w="3211" w:type="dxa"/>
             <w:shd w:val="clear" w:color="auto" w:fill="1F2A56"/>
             <w:tcMar>
               <w:top w:w="60" w:type="dxa"/>
@@ -2753,7 +2753,7 @@
       <w:tr>
         <w:tc>
           <w:tcPr>
-            <w:tcW w:type="dxa" w:w="2592"/>
+            <w:tcW w:type="dxa" w:w="605"/>
             <w:shd w:val="clear" w:color="auto" w:fill="EEF1F8"/>
             <w:tcMar>
               <w:top w:w="55" w:type="dxa"/>
@@ -2782,7 +2782,7 @@
         </w:tc>
         <w:tc>
           <w:tcPr>
-            <w:tcW w:type="dxa" w:w="2592"/>
+            <w:tcW w:type="dxa" w:w="3384"/>
             <w:shd w:val="clear" w:color="auto" w:fill="EEF1F8"/>
             <w:tcMar>
               <w:top w:w="55" w:type="dxa"/>
@@ -2808,7 +2808,7 @@
         </w:tc>
         <w:tc>
           <w:tcPr>
-            <w:tcW w:type="dxa" w:w="2592"/>
+            <w:tcW w:type="dxa" w:w="3096"/>
             <w:shd w:val="clear" w:color="auto" w:fill="EEF1F8"/>
             <w:tcMar>
               <w:top w:w="55" w:type="dxa"/>
@@ -2836,7 +2836,7 @@
         </w:tc>
         <w:tc>
           <w:tcPr>
-            <w:tcW w:type="dxa" w:w="2592"/>
+            <w:tcW w:type="dxa" w:w="3211"/>
             <w:shd w:val="clear" w:color="auto" w:fill="EEF1F8"/>
             <w:tcMar>
               <w:top w:w="55" w:type="dxa"/>
@@ -2865,7 +2865,7 @@
       <w:tr>
         <w:tc>
           <w:tcPr>
-            <w:tcW w:type="dxa" w:w="2592"/>
+            <w:tcW w:type="dxa" w:w="605"/>
             <w:shd w:val="clear" w:color="auto" w:fill="FFFFFF"/>
             <w:tcMar>
               <w:top w:w="55" w:type="dxa"/>
@@ -2894,7 +2894,7 @@
         </w:tc>
         <w:tc>
           <w:tcPr>
-            <w:tcW w:type="dxa" w:w="2592"/>
+            <w:tcW w:type="dxa" w:w="3384"/>
             <w:shd w:val="clear" w:color="auto" w:fill="FFFFFF"/>
             <w:tcMar>
               <w:top w:w="55" w:type="dxa"/>
@@ -2920,7 +2920,7 @@
         </w:tc>
         <w:tc>
           <w:tcPr>
-            <w:tcW w:type="dxa" w:w="2592"/>
+            <w:tcW w:type="dxa" w:w="3096"/>
             <w:shd w:val="clear" w:color="auto" w:fill="FFFFFF"/>
             <w:tcMar>
               <w:top w:w="55" w:type="dxa"/>
@@ -2948,7 +2948,7 @@
         </w:tc>
         <w:tc>
           <w:tcPr>
-            <w:tcW w:type="dxa" w:w="2592"/>
+            <w:tcW w:type="dxa" w:w="3211"/>
             <w:shd w:val="clear" w:color="auto" w:fill="FFFFFF"/>
             <w:tcMar>
               <w:top w:w="55" w:type="dxa"/>
@@ -2977,7 +2977,7 @@
       <w:tr>
         <w:tc>
           <w:tcPr>
-            <w:tcW w:type="dxa" w:w="2592"/>
+            <w:tcW w:type="dxa" w:w="605"/>
             <w:shd w:val="clear" w:color="auto" w:fill="EEF1F8"/>
             <w:tcMar>
               <w:top w:w="55" w:type="dxa"/>
@@ -3006,7 +3006,7 @@
         </w:tc>
         <w:tc>
           <w:tcPr>
-            <w:tcW w:type="dxa" w:w="2592"/>
+            <w:tcW w:type="dxa" w:w="3384"/>
             <w:shd w:val="clear" w:color="auto" w:fill="EEF1F8"/>
             <w:tcMar>
               <w:top w:w="55" w:type="dxa"/>
@@ -3032,7 +3032,7 @@
         </w:tc>
         <w:tc>
           <w:tcPr>
-            <w:tcW w:type="dxa" w:w="2592"/>
+            <w:tcW w:type="dxa" w:w="3096"/>
             <w:shd w:val="clear" w:color="auto" w:fill="EEF1F8"/>
             <w:tcMar>
               <w:top w:w="55" w:type="dxa"/>
@@ -3060,7 +3060,7 @@
         </w:tc>
         <w:tc>
           <w:tcPr>
-            <w:tcW w:type="dxa" w:w="2592"/>
+            <w:tcW w:type="dxa" w:w="3211"/>
             <w:shd w:val="clear" w:color="auto" w:fill="EEF1F8"/>
             <w:tcMar>
               <w:top w:w="55" w:type="dxa"/>
@@ -3094,7 +3094,6 @@
     </w:p>
     <w:tbl>
       <w:tblPr>
-        <w:tblW w:type="auto" w:w="0"/>
         <w:jc w:val="center"/>
         <w:tblLook w:firstColumn="1" w:firstRow="1" w:lastColumn="0" w:lastRow="0" w:noHBand="0" w:noVBand="1" w:val="04A0"/>
         <w:tblBorders>
@@ -3106,14 +3105,15 @@
           <w:insideV w:val="none" w:sz="0" w:space="0" w:color="auto"/>
         </w:tblBorders>
         <w:tblLayout w:type="fixed"/>
+        <w:tblW w:w="10296" w:type="dxa"/>
       </w:tblPr>
       <w:tblGrid>
-        <w:gridCol w:w="10368"/>
+        <w:gridCol w:w="10296"/>
       </w:tblGrid>
       <w:tr>
         <w:tc>
           <w:tcPr>
-            <w:tcW w:type="dxa" w:w="10296"/>
+            <w:tcW w:w="10296" w:type="dxa"/>
             <w:shd w:val="clear" w:color="auto" w:fill="EDF0F7"/>
             <w:tcBorders>
               <w:left w:val="single" w:sz="30" w:space="0" w:color="1F2A56"/>
@@ -3203,7 +3203,6 @@
     </w:tbl>
     <w:tbl>
       <w:tblPr>
-        <w:tblW w:type="auto" w:w="0"/>
         <w:jc w:val="center"/>
         <w:tblLook w:firstColumn="1" w:firstRow="1" w:lastColumn="0" w:lastRow="0" w:noHBand="0" w:noVBand="1" w:val="04A0"/>
         <w:tblLayout w:type="fixed"/>
@@ -3215,12 +3214,13 @@
           <w:insideH w:val="single" w:sz="4" w:space="0" w:color="C9D0E0"/>
           <w:insideV w:val="single" w:sz="4" w:space="0" w:color="C9D0E0"/>
         </w:tblBorders>
+        <w:tblW w:w="10296" w:type="dxa"/>
       </w:tblPr>
       <w:tblGrid>
-        <w:gridCol w:w="2592"/>
-        <w:gridCol w:w="2592"/>
-        <w:gridCol w:w="2592"/>
-        <w:gridCol w:w="2592"/>
+        <w:gridCol w:w="605"/>
+        <w:gridCol w:w="3384"/>
+        <w:gridCol w:w="3096"/>
+        <w:gridCol w:w="3211"/>
       </w:tblGrid>
       <w:tr>
         <w:trPr>
@@ -3228,7 +3228,7 @@
         </w:trPr>
         <w:tc>
           <w:tcPr>
-            <w:tcW w:type="dxa" w:w="605"/>
+            <w:tcW w:w="605" w:type="dxa"/>
             <w:shd w:val="clear" w:color="auto" w:fill="1F2A56"/>
             <w:tcMar>
               <w:top w:w="60" w:type="dxa"/>
@@ -3257,7 +3257,7 @@
         </w:tc>
         <w:tc>
           <w:tcPr>
-            <w:tcW w:type="dxa" w:w="3384"/>
+            <w:tcW w:w="3384" w:type="dxa"/>
             <w:shd w:val="clear" w:color="auto" w:fill="1F2A56"/>
             <w:tcMar>
               <w:top w:w="60" w:type="dxa"/>
@@ -3286,7 +3286,7 @@
         </w:tc>
         <w:tc>
           <w:tcPr>
-            <w:tcW w:type="dxa" w:w="3096"/>
+            <w:tcW w:w="3096" w:type="dxa"/>
             <w:shd w:val="clear" w:color="auto" w:fill="1F2A56"/>
             <w:tcMar>
               <w:top w:w="60" w:type="dxa"/>
@@ -3315,7 +3315,7 @@
         </w:tc>
         <w:tc>
           <w:tcPr>
-            <w:tcW w:type="dxa" w:w="3211"/>
+            <w:tcW w:w="3211" w:type="dxa"/>
             <w:shd w:val="clear" w:color="auto" w:fill="1F2A56"/>
             <w:tcMar>
               <w:top w:w="60" w:type="dxa"/>
@@ -3346,7 +3346,7 @@
       <w:tr>
         <w:tc>
           <w:tcPr>
-            <w:tcW w:type="dxa" w:w="2592"/>
+            <w:tcW w:type="dxa" w:w="605"/>
             <w:shd w:val="clear" w:color="auto" w:fill="EEF1F8"/>
             <w:tcMar>
               <w:top w:w="55" w:type="dxa"/>
@@ -3375,7 +3375,7 @@
         </w:tc>
         <w:tc>
           <w:tcPr>
-            <w:tcW w:type="dxa" w:w="2592"/>
+            <w:tcW w:type="dxa" w:w="3384"/>
             <w:shd w:val="clear" w:color="auto" w:fill="EEF1F8"/>
             <w:tcMar>
               <w:top w:w="55" w:type="dxa"/>
@@ -3401,7 +3401,7 @@
         </w:tc>
         <w:tc>
           <w:tcPr>
-            <w:tcW w:type="dxa" w:w="2592"/>
+            <w:tcW w:type="dxa" w:w="3096"/>
             <w:shd w:val="clear" w:color="auto" w:fill="EEF1F8"/>
             <w:tcMar>
               <w:top w:w="55" w:type="dxa"/>
@@ -3429,7 +3429,7 @@
         </w:tc>
         <w:tc>
           <w:tcPr>
-            <w:tcW w:type="dxa" w:w="2592"/>
+            <w:tcW w:type="dxa" w:w="3211"/>
             <w:shd w:val="clear" w:color="auto" w:fill="EEF1F8"/>
             <w:tcMar>
               <w:top w:w="55" w:type="dxa"/>
@@ -3458,7 +3458,7 @@
       <w:tr>
         <w:tc>
           <w:tcPr>
-            <w:tcW w:type="dxa" w:w="2592"/>
+            <w:tcW w:type="dxa" w:w="605"/>
             <w:shd w:val="clear" w:color="auto" w:fill="FFFFFF"/>
             <w:tcMar>
               <w:top w:w="55" w:type="dxa"/>
@@ -3487,7 +3487,7 @@
         </w:tc>
         <w:tc>
           <w:tcPr>
-            <w:tcW w:type="dxa" w:w="2592"/>
+            <w:tcW w:type="dxa" w:w="3384"/>
             <w:shd w:val="clear" w:color="auto" w:fill="FFFFFF"/>
             <w:tcMar>
               <w:top w:w="55" w:type="dxa"/>
@@ -3513,7 +3513,7 @@
         </w:tc>
         <w:tc>
           <w:tcPr>
-            <w:tcW w:type="dxa" w:w="2592"/>
+            <w:tcW w:type="dxa" w:w="3096"/>
             <w:shd w:val="clear" w:color="auto" w:fill="FFFFFF"/>
             <w:tcMar>
               <w:top w:w="55" w:type="dxa"/>
@@ -3541,7 +3541,7 @@
         </w:tc>
         <w:tc>
           <w:tcPr>
-            <w:tcW w:type="dxa" w:w="2592"/>
+            <w:tcW w:type="dxa" w:w="3211"/>
             <w:shd w:val="clear" w:color="auto" w:fill="FFFFFF"/>
             <w:tcMar>
               <w:top w:w="55" w:type="dxa"/>
@@ -3570,7 +3570,7 @@
       <w:tr>
         <w:tc>
           <w:tcPr>
-            <w:tcW w:type="dxa" w:w="2592"/>
+            <w:tcW w:type="dxa" w:w="605"/>
             <w:shd w:val="clear" w:color="auto" w:fill="EEF1F8"/>
             <w:tcMar>
               <w:top w:w="55" w:type="dxa"/>
@@ -3599,7 +3599,7 @@
         </w:tc>
         <w:tc>
           <w:tcPr>
-            <w:tcW w:type="dxa" w:w="2592"/>
+            <w:tcW w:type="dxa" w:w="3384"/>
             <w:shd w:val="clear" w:color="auto" w:fill="EEF1F8"/>
             <w:tcMar>
               <w:top w:w="55" w:type="dxa"/>
@@ -3625,7 +3625,7 @@
         </w:tc>
         <w:tc>
           <w:tcPr>
-            <w:tcW w:type="dxa" w:w="2592"/>
+            <w:tcW w:type="dxa" w:w="3096"/>
             <w:shd w:val="clear" w:color="auto" w:fill="EEF1F8"/>
             <w:tcMar>
               <w:top w:w="55" w:type="dxa"/>
@@ -3653,7 +3653,7 @@
         </w:tc>
         <w:tc>
           <w:tcPr>
-            <w:tcW w:type="dxa" w:w="2592"/>
+            <w:tcW w:type="dxa" w:w="3211"/>
             <w:shd w:val="clear" w:color="auto" w:fill="EEF1F8"/>
             <w:tcMar>
               <w:top w:w="55" w:type="dxa"/>
@@ -3687,7 +3687,6 @@
     </w:p>
     <w:tbl>
       <w:tblPr>
-        <w:tblW w:type="auto" w:w="0"/>
         <w:jc w:val="center"/>
         <w:tblLook w:firstColumn="1" w:firstRow="1" w:lastColumn="0" w:lastRow="0" w:noHBand="0" w:noVBand="1" w:val="04A0"/>
         <w:tblBorders>
@@ -3699,14 +3698,15 @@
           <w:insideV w:val="none" w:sz="0" w:space="0" w:color="auto"/>
         </w:tblBorders>
         <w:tblLayout w:type="fixed"/>
+        <w:tblW w:w="10296" w:type="dxa"/>
       </w:tblPr>
       <w:tblGrid>
-        <w:gridCol w:w="10368"/>
+        <w:gridCol w:w="10296"/>
       </w:tblGrid>
       <w:tr>
         <w:tc>
           <w:tcPr>
-            <w:tcW w:type="dxa" w:w="10296"/>
+            <w:tcW w:w="10296" w:type="dxa"/>
             <w:shd w:val="clear" w:color="auto" w:fill="EDF0F7"/>
             <w:tcBorders>
               <w:left w:val="single" w:sz="30" w:space="0" w:color="1F2A56"/>
@@ -3796,7 +3796,6 @@
     </w:tbl>
     <w:tbl>
       <w:tblPr>
-        <w:tblW w:type="auto" w:w="0"/>
         <w:jc w:val="center"/>
         <w:tblLook w:firstColumn="1" w:firstRow="1" w:lastColumn="0" w:lastRow="0" w:noHBand="0" w:noVBand="1" w:val="04A0"/>
         <w:tblLayout w:type="fixed"/>
@@ -3808,12 +3807,13 @@
           <w:insideH w:val="single" w:sz="4" w:space="0" w:color="C9D0E0"/>
           <w:insideV w:val="single" w:sz="4" w:space="0" w:color="C9D0E0"/>
         </w:tblBorders>
+        <w:tblW w:w="10296" w:type="dxa"/>
       </w:tblPr>
       <w:tblGrid>
-        <w:gridCol w:w="2592"/>
-        <w:gridCol w:w="2592"/>
-        <w:gridCol w:w="2592"/>
-        <w:gridCol w:w="2592"/>
+        <w:gridCol w:w="605"/>
+        <w:gridCol w:w="3384"/>
+        <w:gridCol w:w="3096"/>
+        <w:gridCol w:w="3211"/>
       </w:tblGrid>
       <w:tr>
         <w:trPr>
@@ -3821,7 +3821,7 @@
         </w:trPr>
         <w:tc>
           <w:tcPr>
-            <w:tcW w:type="dxa" w:w="605"/>
+            <w:tcW w:w="605" w:type="dxa"/>
             <w:shd w:val="clear" w:color="auto" w:fill="1F2A56"/>
             <w:tcMar>
               <w:top w:w="60" w:type="dxa"/>
@@ -3850,7 +3850,7 @@
         </w:tc>
         <w:tc>
           <w:tcPr>
-            <w:tcW w:type="dxa" w:w="3384"/>
+            <w:tcW w:w="3384" w:type="dxa"/>
             <w:shd w:val="clear" w:color="auto" w:fill="1F2A56"/>
             <w:tcMar>
               <w:top w:w="60" w:type="dxa"/>
@@ -3879,7 +3879,7 @@
         </w:tc>
         <w:tc>
           <w:tcPr>
-            <w:tcW w:type="dxa" w:w="3096"/>
+            <w:tcW w:w="3096" w:type="dxa"/>
             <w:shd w:val="clear" w:color="auto" w:fill="1F2A56"/>
             <w:tcMar>
               <w:top w:w="60" w:type="dxa"/>
@@ -3908,7 +3908,7 @@
         </w:tc>
         <w:tc>
           <w:tcPr>
-            <w:tcW w:type="dxa" w:w="3211"/>
+            <w:tcW w:w="3211" w:type="dxa"/>
             <w:shd w:val="clear" w:color="auto" w:fill="1F2A56"/>
             <w:tcMar>
               <w:top w:w="60" w:type="dxa"/>
@@ -3939,7 +3939,7 @@
       <w:tr>
         <w:tc>
           <w:tcPr>
-            <w:tcW w:type="dxa" w:w="2592"/>
+            <w:tcW w:type="dxa" w:w="605"/>
             <w:shd w:val="clear" w:color="auto" w:fill="EEF1F8"/>
             <w:tcMar>
               <w:top w:w="55" w:type="dxa"/>
@@ -3968,7 +3968,7 @@
         </w:tc>
         <w:tc>
           <w:tcPr>
-            <w:tcW w:type="dxa" w:w="2592"/>
+            <w:tcW w:type="dxa" w:w="3384"/>
             <w:shd w:val="clear" w:color="auto" w:fill="EEF1F8"/>
             <w:tcMar>
               <w:top w:w="55" w:type="dxa"/>
@@ -3994,7 +3994,7 @@
         </w:tc>
         <w:tc>
           <w:tcPr>
-            <w:tcW w:type="dxa" w:w="2592"/>
+            <w:tcW w:type="dxa" w:w="3096"/>
             <w:shd w:val="clear" w:color="auto" w:fill="EEF1F8"/>
             <w:tcMar>
               <w:top w:w="55" w:type="dxa"/>
@@ -4022,7 +4022,7 @@
         </w:tc>
         <w:tc>
           <w:tcPr>
-            <w:tcW w:type="dxa" w:w="2592"/>
+            <w:tcW w:type="dxa" w:w="3211"/>
             <w:shd w:val="clear" w:color="auto" w:fill="EEF1F8"/>
             <w:tcMar>
               <w:top w:w="55" w:type="dxa"/>
@@ -4051,7 +4051,7 @@
       <w:tr>
         <w:tc>
           <w:tcPr>
-            <w:tcW w:type="dxa" w:w="2592"/>
+            <w:tcW w:type="dxa" w:w="605"/>
             <w:shd w:val="clear" w:color="auto" w:fill="FFFFFF"/>
             <w:tcMar>
               <w:top w:w="55" w:type="dxa"/>
@@ -4080,7 +4080,7 @@
         </w:tc>
         <w:tc>
           <w:tcPr>
-            <w:tcW w:type="dxa" w:w="2592"/>
+            <w:tcW w:type="dxa" w:w="3384"/>
             <w:shd w:val="clear" w:color="auto" w:fill="FFFFFF"/>
             <w:tcMar>
               <w:top w:w="55" w:type="dxa"/>
@@ -4106,7 +4106,7 @@
         </w:tc>
         <w:tc>
           <w:tcPr>
-            <w:tcW w:type="dxa" w:w="2592"/>
+            <w:tcW w:type="dxa" w:w="3096"/>
             <w:shd w:val="clear" w:color="auto" w:fill="FFFFFF"/>
             <w:tcMar>
               <w:top w:w="55" w:type="dxa"/>
@@ -4134,7 +4134,7 @@
         </w:tc>
         <w:tc>
           <w:tcPr>
-            <w:tcW w:type="dxa" w:w="2592"/>
+            <w:tcW w:type="dxa" w:w="3211"/>
             <w:shd w:val="clear" w:color="auto" w:fill="FFFFFF"/>
             <w:tcMar>
               <w:top w:w="55" w:type="dxa"/>
@@ -4163,7 +4163,7 @@
       <w:tr>
         <w:tc>
           <w:tcPr>
-            <w:tcW w:type="dxa" w:w="2592"/>
+            <w:tcW w:type="dxa" w:w="605"/>
             <w:shd w:val="clear" w:color="auto" w:fill="EEF1F8"/>
             <w:tcMar>
               <w:top w:w="55" w:type="dxa"/>
@@ -4192,7 +4192,7 @@
         </w:tc>
         <w:tc>
           <w:tcPr>
-            <w:tcW w:type="dxa" w:w="2592"/>
+            <w:tcW w:type="dxa" w:w="3384"/>
             <w:shd w:val="clear" w:color="auto" w:fill="EEF1F8"/>
             <w:tcMar>
               <w:top w:w="55" w:type="dxa"/>
@@ -4218,7 +4218,7 @@
         </w:tc>
         <w:tc>
           <w:tcPr>
-            <w:tcW w:type="dxa" w:w="2592"/>
+            <w:tcW w:type="dxa" w:w="3096"/>
             <w:shd w:val="clear" w:color="auto" w:fill="EEF1F8"/>
             <w:tcMar>
               <w:top w:w="55" w:type="dxa"/>
@@ -4246,7 +4246,7 @@
         </w:tc>
         <w:tc>
           <w:tcPr>
-            <w:tcW w:type="dxa" w:w="2592"/>
+            <w:tcW w:type="dxa" w:w="3211"/>
             <w:shd w:val="clear" w:color="auto" w:fill="EEF1F8"/>
             <w:tcMar>
               <w:top w:w="55" w:type="dxa"/>
@@ -4275,7 +4275,7 @@
       <w:tr>
         <w:tc>
           <w:tcPr>
-            <w:tcW w:type="dxa" w:w="2592"/>
+            <w:tcW w:type="dxa" w:w="605"/>
             <w:shd w:val="clear" w:color="auto" w:fill="FFFFFF"/>
             <w:tcMar>
               <w:top w:w="55" w:type="dxa"/>
@@ -4304,7 +4304,7 @@
         </w:tc>
         <w:tc>
           <w:tcPr>
-            <w:tcW w:type="dxa" w:w="2592"/>
+            <w:tcW w:type="dxa" w:w="3384"/>
             <w:shd w:val="clear" w:color="auto" w:fill="FFFFFF"/>
             <w:tcMar>
               <w:top w:w="55" w:type="dxa"/>
@@ -4330,7 +4330,7 @@
         </w:tc>
         <w:tc>
           <w:tcPr>
-            <w:tcW w:type="dxa" w:w="2592"/>
+            <w:tcW w:type="dxa" w:w="3096"/>
             <w:shd w:val="clear" w:color="auto" w:fill="FFFFFF"/>
             <w:tcMar>
               <w:top w:w="55" w:type="dxa"/>
@@ -4358,7 +4358,7 @@
         </w:tc>
         <w:tc>
           <w:tcPr>
-            <w:tcW w:type="dxa" w:w="2592"/>
+            <w:tcW w:type="dxa" w:w="3211"/>
             <w:shd w:val="clear" w:color="auto" w:fill="FFFFFF"/>
             <w:tcMar>
               <w:top w:w="55" w:type="dxa"/>
@@ -4392,7 +4392,6 @@
     </w:p>
     <w:tbl>
       <w:tblPr>
-        <w:tblW w:type="auto" w:w="0"/>
         <w:jc w:val="center"/>
         <w:tblLook w:firstColumn="1" w:firstRow="1" w:lastColumn="0" w:lastRow="0" w:noHBand="0" w:noVBand="1" w:val="04A0"/>
         <w:tblBorders>
@@ -4404,14 +4403,15 @@
           <w:insideV w:val="none" w:sz="0" w:space="0" w:color="auto"/>
         </w:tblBorders>
         <w:tblLayout w:type="fixed"/>
+        <w:tblW w:w="10296" w:type="dxa"/>
       </w:tblPr>
       <w:tblGrid>
-        <w:gridCol w:w="10368"/>
+        <w:gridCol w:w="10296"/>
       </w:tblGrid>
       <w:tr>
         <w:tc>
           <w:tcPr>
-            <w:tcW w:type="dxa" w:w="10296"/>
+            <w:tcW w:w="10296" w:type="dxa"/>
             <w:shd w:val="clear" w:color="auto" w:fill="EDF0F7"/>
             <w:tcBorders>
               <w:left w:val="single" w:sz="30" w:space="0" w:color="1F2A56"/>
@@ -4501,7 +4501,6 @@
     </w:tbl>
     <w:tbl>
       <w:tblPr>
-        <w:tblW w:type="auto" w:w="0"/>
         <w:jc w:val="center"/>
         <w:tblLook w:firstColumn="1" w:firstRow="1" w:lastColumn="0" w:lastRow="0" w:noHBand="0" w:noVBand="1" w:val="04A0"/>
         <w:tblLayout w:type="fixed"/>
@@ -4513,12 +4512,13 @@
           <w:insideH w:val="single" w:sz="4" w:space="0" w:color="C9D0E0"/>
           <w:insideV w:val="single" w:sz="4" w:space="0" w:color="C9D0E0"/>
         </w:tblBorders>
+        <w:tblW w:w="10296" w:type="dxa"/>
       </w:tblPr>
       <w:tblGrid>
-        <w:gridCol w:w="2592"/>
-        <w:gridCol w:w="2592"/>
-        <w:gridCol w:w="2592"/>
-        <w:gridCol w:w="2592"/>
+        <w:gridCol w:w="605"/>
+        <w:gridCol w:w="3384"/>
+        <w:gridCol w:w="3096"/>
+        <w:gridCol w:w="3211"/>
       </w:tblGrid>
       <w:tr>
         <w:trPr>
@@ -4526,7 +4526,7 @@
         </w:trPr>
         <w:tc>
           <w:tcPr>
-            <w:tcW w:type="dxa" w:w="605"/>
+            <w:tcW w:w="605" w:type="dxa"/>
             <w:shd w:val="clear" w:color="auto" w:fill="1F2A56"/>
             <w:tcMar>
               <w:top w:w="60" w:type="dxa"/>
@@ -4555,7 +4555,7 @@
         </w:tc>
         <w:tc>
           <w:tcPr>
-            <w:tcW w:type="dxa" w:w="3384"/>
+            <w:tcW w:w="3384" w:type="dxa"/>
             <w:shd w:val="clear" w:color="auto" w:fill="1F2A56"/>
             <w:tcMar>
               <w:top w:w="60" w:type="dxa"/>
@@ -4584,7 +4584,7 @@
         </w:tc>
         <w:tc>
           <w:tcPr>
-            <w:tcW w:type="dxa" w:w="3096"/>
+            <w:tcW w:w="3096" w:type="dxa"/>
             <w:shd w:val="clear" w:color="auto" w:fill="1F2A56"/>
             <w:tcMar>
               <w:top w:w="60" w:type="dxa"/>
@@ -4613,7 +4613,7 @@
         </w:tc>
         <w:tc>
           <w:tcPr>
-            <w:tcW w:type="dxa" w:w="3211"/>
+            <w:tcW w:w="3211" w:type="dxa"/>
             <w:shd w:val="clear" w:color="auto" w:fill="1F2A56"/>
             <w:tcMar>
               <w:top w:w="60" w:type="dxa"/>
@@ -4644,7 +4644,7 @@
       <w:tr>
         <w:tc>
           <w:tcPr>
-            <w:tcW w:type="dxa" w:w="2592"/>
+            <w:tcW w:type="dxa" w:w="605"/>
             <w:shd w:val="clear" w:color="auto" w:fill="EEF1F8"/>
             <w:tcMar>
               <w:top w:w="55" w:type="dxa"/>
@@ -4673,7 +4673,7 @@
         </w:tc>
         <w:tc>
           <w:tcPr>
-            <w:tcW w:type="dxa" w:w="2592"/>
+            <w:tcW w:type="dxa" w:w="3384"/>
             <w:shd w:val="clear" w:color="auto" w:fill="EEF1F8"/>
             <w:tcMar>
               <w:top w:w="55" w:type="dxa"/>
@@ -4699,7 +4699,7 @@
         </w:tc>
         <w:tc>
           <w:tcPr>
-            <w:tcW w:type="dxa" w:w="2592"/>
+            <w:tcW w:type="dxa" w:w="3096"/>
             <w:shd w:val="clear" w:color="auto" w:fill="EEF1F8"/>
             <w:tcMar>
               <w:top w:w="55" w:type="dxa"/>
@@ -4727,7 +4727,7 @@
         </w:tc>
         <w:tc>
           <w:tcPr>
-            <w:tcW w:type="dxa" w:w="2592"/>
+            <w:tcW w:type="dxa" w:w="3211"/>
             <w:shd w:val="clear" w:color="auto" w:fill="EEF1F8"/>
             <w:tcMar>
               <w:top w:w="55" w:type="dxa"/>
@@ -4756,7 +4756,7 @@
       <w:tr>
         <w:tc>
           <w:tcPr>
-            <w:tcW w:type="dxa" w:w="2592"/>
+            <w:tcW w:type="dxa" w:w="605"/>
             <w:shd w:val="clear" w:color="auto" w:fill="FFFFFF"/>
             <w:tcMar>
               <w:top w:w="55" w:type="dxa"/>
@@ -4785,7 +4785,7 @@
         </w:tc>
         <w:tc>
           <w:tcPr>
-            <w:tcW w:type="dxa" w:w="2592"/>
+            <w:tcW w:type="dxa" w:w="3384"/>
             <w:shd w:val="clear" w:color="auto" w:fill="FFFFFF"/>
             <w:tcMar>
               <w:top w:w="55" w:type="dxa"/>
@@ -4811,7 +4811,7 @@
         </w:tc>
         <w:tc>
           <w:tcPr>
-            <w:tcW w:type="dxa" w:w="2592"/>
+            <w:tcW w:type="dxa" w:w="3096"/>
             <w:shd w:val="clear" w:color="auto" w:fill="FFFFFF"/>
             <w:tcMar>
               <w:top w:w="55" w:type="dxa"/>
@@ -4839,7 +4839,7 @@
         </w:tc>
         <w:tc>
           <w:tcPr>
-            <w:tcW w:type="dxa" w:w="2592"/>
+            <w:tcW w:type="dxa" w:w="3211"/>
             <w:shd w:val="clear" w:color="auto" w:fill="FFFFFF"/>
             <w:tcMar>
               <w:top w:w="55" w:type="dxa"/>
@@ -4868,7 +4868,7 @@
       <w:tr>
         <w:tc>
           <w:tcPr>
-            <w:tcW w:type="dxa" w:w="2592"/>
+            <w:tcW w:type="dxa" w:w="605"/>
             <w:shd w:val="clear" w:color="auto" w:fill="EEF1F8"/>
             <w:tcMar>
               <w:top w:w="55" w:type="dxa"/>
@@ -4897,7 +4897,7 @@
         </w:tc>
         <w:tc>
           <w:tcPr>
-            <w:tcW w:type="dxa" w:w="2592"/>
+            <w:tcW w:type="dxa" w:w="3384"/>
             <w:shd w:val="clear" w:color="auto" w:fill="EEF1F8"/>
             <w:tcMar>
               <w:top w:w="55" w:type="dxa"/>
@@ -4923,7 +4923,7 @@
         </w:tc>
         <w:tc>
           <w:tcPr>
-            <w:tcW w:type="dxa" w:w="2592"/>
+            <w:tcW w:type="dxa" w:w="3096"/>
             <w:shd w:val="clear" w:color="auto" w:fill="EEF1F8"/>
             <w:tcMar>
               <w:top w:w="55" w:type="dxa"/>
@@ -4951,7 +4951,7 @@
         </w:tc>
         <w:tc>
           <w:tcPr>
-            <w:tcW w:type="dxa" w:w="2592"/>
+            <w:tcW w:type="dxa" w:w="3211"/>
             <w:shd w:val="clear" w:color="auto" w:fill="EEF1F8"/>
             <w:tcMar>
               <w:top w:w="55" w:type="dxa"/>
@@ -4980,7 +4980,7 @@
       <w:tr>
         <w:tc>
           <w:tcPr>
-            <w:tcW w:type="dxa" w:w="2592"/>
+            <w:tcW w:type="dxa" w:w="605"/>
             <w:shd w:val="clear" w:color="auto" w:fill="FFFFFF"/>
             <w:tcMar>
               <w:top w:w="55" w:type="dxa"/>
@@ -5009,7 +5009,7 @@
         </w:tc>
         <w:tc>
           <w:tcPr>
-            <w:tcW w:type="dxa" w:w="2592"/>
+            <w:tcW w:type="dxa" w:w="3384"/>
             <w:shd w:val="clear" w:color="auto" w:fill="FFFFFF"/>
             <w:tcMar>
               <w:top w:w="55" w:type="dxa"/>
@@ -5035,7 +5035,7 @@
         </w:tc>
         <w:tc>
           <w:tcPr>
-            <w:tcW w:type="dxa" w:w="2592"/>
+            <w:tcW w:type="dxa" w:w="3096"/>
             <w:shd w:val="clear" w:color="auto" w:fill="FFFFFF"/>
             <w:tcMar>
               <w:top w:w="55" w:type="dxa"/>
@@ -5063,7 +5063,7 @@
         </w:tc>
         <w:tc>
           <w:tcPr>
-            <w:tcW w:type="dxa" w:w="2592"/>
+            <w:tcW w:type="dxa" w:w="3211"/>
             <w:shd w:val="clear" w:color="auto" w:fill="FFFFFF"/>
             <w:tcMar>
               <w:top w:w="55" w:type="dxa"/>
@@ -5097,7 +5097,6 @@
     </w:p>
     <w:tbl>
       <w:tblPr>
-        <w:tblW w:type="auto" w:w="0"/>
         <w:jc w:val="center"/>
         <w:tblLook w:firstColumn="1" w:firstRow="1" w:lastColumn="0" w:lastRow="0" w:noHBand="0" w:noVBand="1" w:val="04A0"/>
         <w:tblBorders>
@@ -5109,14 +5108,15 @@
           <w:insideV w:val="none" w:sz="0" w:space="0" w:color="auto"/>
         </w:tblBorders>
         <w:tblLayout w:type="fixed"/>
+        <w:tblW w:w="10296" w:type="dxa"/>
       </w:tblPr>
       <w:tblGrid>
-        <w:gridCol w:w="10368"/>
+        <w:gridCol w:w="10296"/>
       </w:tblGrid>
       <w:tr>
         <w:tc>
           <w:tcPr>
-            <w:tcW w:type="dxa" w:w="10296"/>
+            <w:tcW w:w="10296" w:type="dxa"/>
             <w:shd w:val="clear" w:color="auto" w:fill="EDF0F7"/>
             <w:tcBorders>
               <w:left w:val="single" w:sz="30" w:space="0" w:color="1F2A56"/>
@@ -5206,7 +5206,6 @@
     </w:tbl>
     <w:tbl>
       <w:tblPr>
-        <w:tblW w:type="auto" w:w="0"/>
         <w:jc w:val="center"/>
         <w:tblLook w:firstColumn="1" w:firstRow="1" w:lastColumn="0" w:lastRow="0" w:noHBand="0" w:noVBand="1" w:val="04A0"/>
         <w:tblLayout w:type="fixed"/>
@@ -5218,12 +5217,13 @@
           <w:insideH w:val="single" w:sz="4" w:space="0" w:color="C9D0E0"/>
           <w:insideV w:val="single" w:sz="4" w:space="0" w:color="C9D0E0"/>
         </w:tblBorders>
+        <w:tblW w:w="10296" w:type="dxa"/>
       </w:tblPr>
       <w:tblGrid>
-        <w:gridCol w:w="2592"/>
-        <w:gridCol w:w="2592"/>
-        <w:gridCol w:w="2592"/>
-        <w:gridCol w:w="2592"/>
+        <w:gridCol w:w="605"/>
+        <w:gridCol w:w="3384"/>
+        <w:gridCol w:w="3096"/>
+        <w:gridCol w:w="3211"/>
       </w:tblGrid>
       <w:tr>
         <w:trPr>
@@ -5231,7 +5231,7 @@
         </w:trPr>
         <w:tc>
           <w:tcPr>
-            <w:tcW w:type="dxa" w:w="605"/>
+            <w:tcW w:w="605" w:type="dxa"/>
             <w:shd w:val="clear" w:color="auto" w:fill="1F2A56"/>
             <w:tcMar>
               <w:top w:w="60" w:type="dxa"/>
@@ -5260,7 +5260,7 @@
         </w:tc>
         <w:tc>
           <w:tcPr>
-            <w:tcW w:type="dxa" w:w="3384"/>
+            <w:tcW w:w="3384" w:type="dxa"/>
             <w:shd w:val="clear" w:color="auto" w:fill="1F2A56"/>
             <w:tcMar>
               <w:top w:w="60" w:type="dxa"/>
@@ -5289,7 +5289,7 @@
         </w:tc>
         <w:tc>
           <w:tcPr>
-            <w:tcW w:type="dxa" w:w="3096"/>
+            <w:tcW w:w="3096" w:type="dxa"/>
             <w:shd w:val="clear" w:color="auto" w:fill="1F2A56"/>
             <w:tcMar>
               <w:top w:w="60" w:type="dxa"/>
@@ -5318,7 +5318,7 @@
         </w:tc>
         <w:tc>
           <w:tcPr>
-            <w:tcW w:type="dxa" w:w="3211"/>
+            <w:tcW w:w="3211" w:type="dxa"/>
             <w:shd w:val="clear" w:color="auto" w:fill="1F2A56"/>
             <w:tcMar>
               <w:top w:w="60" w:type="dxa"/>
@@ -5349,7 +5349,7 @@
       <w:tr>
         <w:tc>
           <w:tcPr>
-            <w:tcW w:type="dxa" w:w="2592"/>
+            <w:tcW w:type="dxa" w:w="605"/>
             <w:shd w:val="clear" w:color="auto" w:fill="EEF1F8"/>
             <w:tcMar>
               <w:top w:w="55" w:type="dxa"/>
@@ -5378,7 +5378,7 @@
         </w:tc>
         <w:tc>
           <w:tcPr>
-            <w:tcW w:type="dxa" w:w="2592"/>
+            <w:tcW w:type="dxa" w:w="3384"/>
             <w:shd w:val="clear" w:color="auto" w:fill="EEF1F8"/>
             <w:tcMar>
               <w:top w:w="55" w:type="dxa"/>
@@ -5404,7 +5404,7 @@
         </w:tc>
         <w:tc>
           <w:tcPr>
-            <w:tcW w:type="dxa" w:w="2592"/>
+            <w:tcW w:type="dxa" w:w="3096"/>
             <w:shd w:val="clear" w:color="auto" w:fill="EEF1F8"/>
             <w:tcMar>
               <w:top w:w="55" w:type="dxa"/>
@@ -5432,7 +5432,7 @@
         </w:tc>
         <w:tc>
           <w:tcPr>
-            <w:tcW w:type="dxa" w:w="2592"/>
+            <w:tcW w:type="dxa" w:w="3211"/>
             <w:shd w:val="clear" w:color="auto" w:fill="EEF1F8"/>
             <w:tcMar>
               <w:top w:w="55" w:type="dxa"/>
@@ -5461,7 +5461,7 @@
       <w:tr>
         <w:tc>
           <w:tcPr>
-            <w:tcW w:type="dxa" w:w="2592"/>
+            <w:tcW w:type="dxa" w:w="605"/>
             <w:shd w:val="clear" w:color="auto" w:fill="FFFFFF"/>
             <w:tcMar>
               <w:top w:w="55" w:type="dxa"/>
@@ -5490,7 +5490,7 @@
         </w:tc>
         <w:tc>
           <w:tcPr>
-            <w:tcW w:type="dxa" w:w="2592"/>
+            <w:tcW w:type="dxa" w:w="3384"/>
             <w:shd w:val="clear" w:color="auto" w:fill="FFFFFF"/>
             <w:tcMar>
               <w:top w:w="55" w:type="dxa"/>
@@ -5516,7 +5516,7 @@
         </w:tc>
         <w:tc>
           <w:tcPr>
-            <w:tcW w:type="dxa" w:w="2592"/>
+            <w:tcW w:type="dxa" w:w="3096"/>
             <w:shd w:val="clear" w:color="auto" w:fill="FFFFFF"/>
             <w:tcMar>
               <w:top w:w="55" w:type="dxa"/>
@@ -5544,7 +5544,7 @@
         </w:tc>
         <w:tc>
           <w:tcPr>
-            <w:tcW w:type="dxa" w:w="2592"/>
+            <w:tcW w:type="dxa" w:w="3211"/>
             <w:shd w:val="clear" w:color="auto" w:fill="FFFFFF"/>
             <w:tcMar>
               <w:top w:w="55" w:type="dxa"/>
@@ -5573,7 +5573,7 @@
       <w:tr>
         <w:tc>
           <w:tcPr>
-            <w:tcW w:type="dxa" w:w="2592"/>
+            <w:tcW w:type="dxa" w:w="605"/>
             <w:shd w:val="clear" w:color="auto" w:fill="EEF1F8"/>
             <w:tcMar>
               <w:top w:w="55" w:type="dxa"/>
@@ -5602,7 +5602,7 @@
         </w:tc>
         <w:tc>
           <w:tcPr>
-            <w:tcW w:type="dxa" w:w="2592"/>
+            <w:tcW w:type="dxa" w:w="3384"/>
             <w:shd w:val="clear" w:color="auto" w:fill="EEF1F8"/>
             <w:tcMar>
               <w:top w:w="55" w:type="dxa"/>
@@ -5628,7 +5628,7 @@
         </w:tc>
         <w:tc>
           <w:tcPr>
-            <w:tcW w:type="dxa" w:w="2592"/>
+            <w:tcW w:type="dxa" w:w="3096"/>
             <w:shd w:val="clear" w:color="auto" w:fill="EEF1F8"/>
             <w:tcMar>
               <w:top w:w="55" w:type="dxa"/>
@@ -5656,7 +5656,7 @@
         </w:tc>
         <w:tc>
           <w:tcPr>
-            <w:tcW w:type="dxa" w:w="2592"/>
+            <w:tcW w:type="dxa" w:w="3211"/>
             <w:shd w:val="clear" w:color="auto" w:fill="EEF1F8"/>
             <w:tcMar>
               <w:top w:w="55" w:type="dxa"/>
